--- a/indicators/5-5-2.docx
+++ b/indicators/5-5-2.docx
@@ -3634,7 +3634,15 @@
               <w:t xml:space="preserve"> </w:t>
             </w:r>
             <w:r>
-              <w:t>women’s power in decision making and in the economy (especially compared to men's power in those</w:t>
+              <w:t xml:space="preserve">women’s power in decision making </w:t>
+            </w:r>
+            <w:proofErr w:type="gramStart"/>
+            <w:r>
+              <w:t>and in the economy</w:t>
+            </w:r>
+            <w:proofErr w:type="gramEnd"/>
+            <w:r>
+              <w:t xml:space="preserve"> (especially compared to men's power in those</w:t>
             </w:r>
             <w:r>
               <w:t xml:space="preserve"> </w:t>
@@ -4551,31 +4559,35 @@
           </w:p>
           <w:p>
             <w:pPr>
+              <w:pStyle w:val="MText"/>
               <w:numPr>
                 <w:ilvl w:val="0"/>
-                <w:numId w:val="1"/>
+                <w:numId w:val="12"/>
               </w:numPr>
-              <w:shd w:val="clear" w:color="auto" w:fill="FFFFFF"/>
-              <w:spacing w:after="0" w:line="240" w:lineRule="auto"/>
-              <w:ind w:left="495"/>
-              <w:outlineLvl w:val="4"/>
-              <w:rPr>
-                <w:rFonts w:eastAsia="Times New Roman" w:cs="Times New Roman"/>
-                <w:color w:val="1C75BC"/>
-                <w:sz w:val="21"/>
-                <w:szCs w:val="21"/>
-                <w:lang w:eastAsia="en-GB"/>
-              </w:rPr>
-            </w:pPr>
-            <w:r>
-              <w:rPr>
-                <w:rFonts w:eastAsia="Times New Roman" w:cs="Times New Roman"/>
-                <w:color w:val="1C75BC"/>
-                <w:sz w:val="21"/>
-                <w:szCs w:val="21"/>
-                <w:lang w:eastAsia="en-GB"/>
+              <w:rPr>
+                <w:b/>
+                <w:bCs/>
+                <w:i/>
+                <w:iCs/>
+              </w:rPr>
+            </w:pPr>
+            <w:r>
+              <w:rPr>
+                <w:b/>
+                <w:bCs/>
+                <w:i/>
+                <w:iCs/>
               </w:rPr>
               <w:t>At country level</w:t>
+            </w:r>
+            <w:r>
+              <w:rPr>
+                <w:b/>
+                <w:bCs/>
+                <w:i/>
+                <w:iCs/>
+              </w:rPr>
+              <w:t>:</w:t>
             </w:r>
           </w:p>
           <w:p>
@@ -4688,29 +4700,36 @@
           </w:p>
           <w:p>
             <w:pPr>
+              <w:pStyle w:val="MText"/>
               <w:numPr>
                 <w:ilvl w:val="0"/>
-                <w:numId w:val="1"/>
+                <w:numId w:val="12"/>
               </w:numPr>
-              <w:shd w:val="clear" w:color="auto" w:fill="FFFFFF"/>
-              <w:spacing w:after="0" w:line="240" w:lineRule="auto"/>
-              <w:ind w:left="495"/>
-              <w:outlineLvl w:val="4"/>
               <w:rPr>
                 <w:rFonts w:cstheme="minorHAnsi"/>
-                <w:sz w:val="21"/>
-                <w:szCs w:val="21"/>
-              </w:rPr>
-            </w:pPr>
-            <w:r>
-              <w:rPr>
-                <w:rFonts w:eastAsia="Times New Roman" w:cs="Times New Roman"/>
-                <w:color w:val="1C75BC"/>
-                <w:sz w:val="21"/>
-                <w:szCs w:val="21"/>
-                <w:lang w:eastAsia="en-GB"/>
+                <w:b/>
+                <w:bCs/>
+                <w:i/>
+                <w:iCs/>
+              </w:rPr>
+            </w:pPr>
+            <w:r>
+              <w:rPr>
+                <w:b/>
+                <w:bCs/>
+                <w:i/>
+                <w:iCs/>
               </w:rPr>
               <w:t>At regional and global levels</w:t>
+            </w:r>
+            <w:r>
+              <w:rPr>
+                <w:b/>
+                <w:bCs/>
+                <w:i/>
+                <w:iCs/>
+              </w:rPr>
+              <w:t>:</w:t>
             </w:r>
           </w:p>
         </w:tc>
@@ -7847,7 +7866,7 @@
   <w:abstractNum w:abstractNumId="10" w15:restartNumberingAfterBreak="0">
     <w:nsid w:val="6152416B"/>
     <w:multiLevelType w:val="hybridMultilevel"/>
-    <w:tmpl w:val="0916DDD2"/>
+    <w:tmpl w:val="09F8A9A6"/>
     <w:lvl w:ilvl="0" w:tplc="04090001">
       <w:start w:val="1"/>
       <w:numFmt w:val="bullet"/>
@@ -7857,7 +7876,7 @@
         <w:ind w:left="360" w:hanging="360"/>
       </w:pPr>
       <w:rPr>
-        <w:rFonts w:ascii="Symbol" w:hAnsi="Symbol" w:cs="Symbol" w:hint="default"/>
+        <w:rFonts w:ascii="Symbol" w:hAnsi="Symbol" w:hint="default"/>
       </w:rPr>
     </w:lvl>
     <w:lvl w:ilvl="1" w:tplc="04090003" w:tentative="1">
